--- a/deliveries/Sirman_Setup_1405.6.2α/App/راهنمای_نصب_و_آپدیت.docx
+++ b/deliveries/Sirman_Setup_1405.6.2α/App/راهنمای_نصب_و_آپدیت.docx
@@ -201,6 +201,23 @@
           <w:cs/>
         </w:rPr>
         <w:t>فایل گزارش .md</w:t>
+      </w:r>
+    </w:p>
+    <w:p>
+      <w:pPr>
+        <w:bidi w:val="1"/>
+        <w:jc w:val="right"/>
+      </w:pPr>
+      <w:r>
+        <w:rPr>
+          <w:rFonts w:ascii="Tahoma" w:hAnsi="Tahoma" w:cs="Tahoma" w:eastAsia="Tahoma"/>
+          <w:b/>
+          <w:color w:val="B45309"/>
+          <w:sz w:val="24"/>
+          <w:rtl w:val="1"/>
+          <w:cs/>
+        </w:rPr>
+        <w:t>فایل یک‌کیلوبایتی برنامه نیست.</w:t>
       </w:r>
     </w:p>
     <w:p>
